--- a/frontend/public/letterheads/Healthtech_Portrait.docx
+++ b/frontend/public/letterheads/Healthtech_Portrait.docx
@@ -65,13 +65,13 @@
       <w:drawing>
         <wp:anchor distT="0" distB="0" distL="114300" distR="114300" simplePos="0" relativeHeight="251662336" behindDoc="0" locked="0" layoutInCell="1" allowOverlap="1" wp14:anchorId="09F08E21" wp14:editId="061F3BDF">
           <wp:simplePos x="0" y="0"/>
-          <wp:positionH relativeFrom="column">
-            <wp:posOffset>-1079252</wp:posOffset>
+          <wp:positionH relativeFrom="page">
+            <wp:posOffset>0</wp:posOffset>
           </wp:positionH>
           <wp:positionV relativeFrom="page">
-            <wp:posOffset>9641840</wp:posOffset>
+            <wp:posOffset>9549130</wp:posOffset>
           </wp:positionV>
-          <wp:extent cx="7534275" cy="1036320"/>
+          <wp:extent cx="7560000" cy="1137920"/>
           <wp:effectExtent l="0" t="0" r="9525" b="0"/>
           <wp:wrapSquare wrapText="bothSides"/>
           <wp:docPr id="174094962" name="Picture 1"/>
@@ -100,7 +100,7 @@
                 <pic:spPr>
                   <a:xfrm>
                     <a:off x="0" y="0"/>
-                    <a:ext cx="7534275" cy="1036320"/>
+                    <a:ext cx="7560000" cy="1137920"/>
                   </a:xfrm>
                   <a:prstGeom prst="rect">
                     <a:avLst/>
@@ -241,13 +241,13 @@
       <w:drawing>
         <wp:anchor distT="0" distB="0" distL="114300" distR="114300" simplePos="0" relativeHeight="251660288" behindDoc="1" locked="0" layoutInCell="1" allowOverlap="1" wp14:anchorId="720E1E99" wp14:editId="7EF64EB0">
           <wp:simplePos x="0" y="0"/>
-          <wp:positionH relativeFrom="margin">
-            <wp:posOffset>44008</wp:posOffset>
+          <wp:positionH relativeFrom="page">
+            <wp:align>center</wp:align>
           </wp:positionH>
-          <wp:positionV relativeFrom="paragraph">
-            <wp:posOffset>464185</wp:posOffset>
+          <wp:positionV relativeFrom="page">
+            <wp:align>center</wp:align>
           </wp:positionV>
-          <wp:extent cx="5322570" cy="7388860"/>
+          <wp:extent cx="4500000" cy="4500000"/>
           <wp:effectExtent l="0" t="0" r="0" b="0"/>
           <wp:wrapNone/>
           <wp:docPr id="125729947" name="Picture 3"/>
@@ -276,7 +276,7 @@
                 <pic:spPr>
                   <a:xfrm>
                     <a:off x="0" y="0"/>
-                    <a:ext cx="5322570" cy="7388860"/>
+                    <a:ext cx="4500000" cy="4500000"/>
                   </a:xfrm>
                   <a:prstGeom prst="rect">
                     <a:avLst/>
